--- a/2025/relatorio_parcial/capa_projeto.docx
+++ b/2025/relatorio_parcial/capa_projeto.docx
@@ -84,41 +84,7 @@
       </w:pPr>
       <w:r>
         <w:rPr/>
-        <w:t>Relatório</w:t>
-      </w:r>
-      <w:r>
-        <w:rPr/>
-        <w:t xml:space="preserve"> </w:t>
-      </w:r>
-      <w:r>
-        <w:rPr/>
-        <w:t xml:space="preserve">Parcial de Iniciação </w:t>
-      </w:r>
-      <w:r>
-        <w:rPr/>
-        <w:t>Científica submetido para avaliação no Edital: 01/202</w:t>
-      </w:r>
-      <w:r>
-        <w:rPr/>
-        <w:t>5</w:t>
-      </w:r>
-    </w:p>
-    <w:p>
-      <w:pPr>
-        <w:pStyle w:val="Normal"/>
-        <w:rPr/>
-      </w:pPr>
-      <w:r>
-        <w:rPr/>
-      </w:r>
-    </w:p>
-    <w:p>
-      <w:pPr>
-        <w:pStyle w:val="Normal"/>
-        <w:rPr/>
-      </w:pPr>
-      <w:r>
-        <w:rPr/>
+        <w:t>Relatório Parcial de Iniciação Científica submetido para avaliação no Edital: 01/2025</w:t>
       </w:r>
     </w:p>
     <w:p>
@@ -165,14 +131,44 @@
           <w:b w:val="false"/>
           <w:bCs w:val="false"/>
         </w:rPr>
-        <w:t xml:space="preserve"> </w:t>
+        <w:t xml:space="preserve"> Thiago Fernandes Dias</w:t>
+      </w:r>
+    </w:p>
+    <w:p>
+      <w:pPr>
+        <w:pStyle w:val="Normal"/>
+        <w:jc w:val="both"/>
+        <w:rPr>
+          <w:b/>
+        </w:rPr>
+      </w:pPr>
+      <w:r>
+        <w:rPr>
+          <w:b/>
+        </w:rPr>
+        <w:t>Assinatura do aluno:</w:t>
+      </w:r>
+    </w:p>
+    <w:p>
+      <w:pPr>
+        <w:pStyle w:val="Normal"/>
+        <w:jc w:val="both"/>
+        <w:rPr>
+          <w:b/>
+        </w:rPr>
+      </w:pPr>
+      <w:r>
+        <w:rPr>
+          <w:b/>
+        </w:rPr>
+        <w:t>Nome do orientador:</w:t>
       </w:r>
       <w:r>
         <w:rPr>
           <w:b w:val="false"/>
           <w:bCs w:val="false"/>
         </w:rPr>
-        <w:t>Thiago Fernandes Dias</w:t>
+        <w:t xml:space="preserve"> Paulo Henrique Pisani</w:t>
       </w:r>
     </w:p>
     <w:p>
@@ -187,7 +183,7 @@
         <w:rPr>
           <w:b/>
         </w:rPr>
-        <w:t>Assinatura do aluno:</w:t>
+        <w:t>Assinatura do orientador:</w:t>
       </w:r>
     </w:p>
     <w:p>
@@ -202,34 +198,29 @@
         <w:rPr>
           <w:b/>
         </w:rPr>
-        <w:t>Nome do orientador:</w:t>
+        <w:t>Nome do coorientador:</w:t>
       </w:r>
       <w:r>
         <w:rPr>
           <w:b w:val="false"/>
           <w:bCs w:val="false"/>
         </w:rPr>
-        <w:t xml:space="preserve"> </w:t>
-      </w:r>
-      <w:r>
-        <w:rPr>
-          <w:b w:val="false"/>
-          <w:bCs w:val="false"/>
-        </w:rPr>
-        <w:t>Paulo Henrique Pisani</w:t>
+        <w:t xml:space="preserve"> Francisco de Assis Zampirolli</w:t>
       </w:r>
     </w:p>
     <w:p>
       <w:pPr>
         <w:pStyle w:val="Normal"/>
         <w:jc w:val="both"/>
-        <w:rPr/>
-      </w:pPr>
-      <w:r>
         <w:rPr>
           <w:b/>
         </w:rPr>
-        <w:t xml:space="preserve">Assinatura do orientador: </w:t>
+      </w:pPr>
+      <w:r>
+        <w:rPr>
+          <w:b/>
+        </w:rPr>
+        <w:t>Assinatura do coorientador</w:t>
       </w:r>
     </w:p>
     <w:p>
@@ -312,13 +303,7 @@
         <w:rPr>
           <w:bCs/>
         </w:rPr>
-        <w:t xml:space="preserve">Sim, </w:t>
-      </w:r>
-      <w:r>
-        <w:rPr>
-          <w:bCs/>
-        </w:rPr>
-        <w:t>CNPq</w:t>
+        <w:t>Sim, CNPq</w:t>
       </w:r>
     </w:p>
     <w:p>
@@ -460,6 +445,7 @@
           <w:pPr>
             <w:pStyle w:val="Header"/>
             <w:widowControl/>
+            <w:suppressAutoHyphens w:val="true"/>
             <w:spacing w:before="0" w:after="0"/>
             <w:jc w:val="start"/>
             <w:rPr>
@@ -541,6 +527,7 @@
           <w:pPr>
             <w:pStyle w:val="Header"/>
             <w:widowControl/>
+            <w:suppressAutoHyphens w:val="true"/>
             <w:spacing w:before="0" w:after="0"/>
             <w:jc w:val="start"/>
             <w:rPr>
@@ -563,6 +550,7 @@
           <w:pPr>
             <w:pStyle w:val="Header"/>
             <w:widowControl/>
+            <w:suppressAutoHyphens w:val="true"/>
             <w:spacing w:before="0" w:after="0"/>
             <w:jc w:val="start"/>
             <w:rPr>
@@ -585,6 +573,7 @@
           <w:pPr>
             <w:pStyle w:val="Header"/>
             <w:widowControl/>
+            <w:suppressAutoHyphens w:val="true"/>
             <w:spacing w:before="0" w:after="0"/>
             <w:jc w:val="start"/>
             <w:rPr>
@@ -610,6 +599,7 @@
           <w:pPr>
             <w:pStyle w:val="Header"/>
             <w:widowControl/>
+            <w:suppressAutoHyphens w:val="true"/>
             <w:spacing w:before="0" w:after="0"/>
             <w:jc w:val="start"/>
             <w:rPr>
@@ -635,6 +625,7 @@
           <w:pPr>
             <w:pStyle w:val="Header"/>
             <w:widowControl/>
+            <w:suppressAutoHyphens w:val="true"/>
             <w:spacing w:before="0" w:after="0"/>
             <w:jc w:val="start"/>
             <w:rPr>
@@ -660,6 +651,7 @@
           <w:pPr>
             <w:pStyle w:val="Header"/>
             <w:widowControl/>
+            <w:suppressAutoHyphens w:val="true"/>
             <w:spacing w:before="0" w:after="0"/>
             <w:jc w:val="start"/>
             <w:rPr>
@@ -1095,6 +1087,7 @@
     <w:qFormat/>
     <w:pPr>
       <w:widowControl/>
+      <w:suppressAutoHyphens w:val="true"/>
       <w:bidi w:val="0"/>
       <w:spacing w:lineRule="auto" w:line="259" w:before="0" w:after="160"/>
       <w:jc w:val="start"/>
@@ -1262,6 +1255,39 @@
       <w:rFonts w:cs="Lucida Sans"/>
     </w:rPr>
   </w:style>
+  <w:style w:type="paragraph" w:styleId="Ttulouser">
+    <w:name w:val="Título (user)"/>
+    <w:basedOn w:val="Normal"/>
+    <w:next w:val="BodyText"/>
+    <w:qFormat/>
+    <w:pPr>
+      <w:keepNext w:val="true"/>
+      <w:spacing w:before="240" w:after="120"/>
+    </w:pPr>
+    <w:rPr>
+      <w:rFonts w:ascii="Liberation Sans" w:hAnsi="Liberation Sans" w:eastAsia="Microsoft YaHei" w:cs="Lucida Sans"/>
+      <w:sz w:val="28"/>
+      <w:szCs w:val="28"/>
+    </w:rPr>
+  </w:style>
+  <w:style w:type="paragraph" w:styleId="ndiceuser">
+    <w:name w:val="Índice (user)"/>
+    <w:basedOn w:val="Normal"/>
+    <w:qFormat/>
+    <w:pPr>
+      <w:suppressLineNumbers/>
+    </w:pPr>
+    <w:rPr>
+      <w:rFonts w:cs="Lucida Sans"/>
+    </w:rPr>
+  </w:style>
+  <w:style w:type="paragraph" w:styleId="Cabealhoerodapuser">
+    <w:name w:val="Cabeçalho e rodapé (user)"/>
+    <w:basedOn w:val="Normal"/>
+    <w:qFormat/>
+    <w:pPr/>
+    <w:rPr/>
+  </w:style>
   <w:style w:type="paragraph" w:styleId="Cabealhoerodap">
     <w:name w:val="Cabeçalho e rodapé"/>
     <w:basedOn w:val="Normal"/>
@@ -1323,7 +1349,7 @@
   </w:style>
   <w:style w:type="paragraph" w:styleId="IndexHeading">
     <w:name w:val="index heading"/>
-    <w:basedOn w:val="Ttulo"/>
+    <w:basedOn w:val="Ttulouser"/>
     <w:pPr/>
     <w:rPr/>
   </w:style>
@@ -1368,8 +1394,8 @@
     </w:pPr>
     <w:rPr/>
   </w:style>
-  <w:style w:type="numbering" w:styleId="Semlista" w:default="1">
-    <w:name w:val="Sem lista"/>
+  <w:style w:type="numbering" w:styleId="Semlistauser" w:default="1">
+    <w:name w:val="Sem lista (user)"/>
     <w:uiPriority w:val="99"/>
     <w:semiHidden/>
     <w:unhideWhenUsed/>

--- a/2025/relatorio_parcial/capa_projeto.docx
+++ b/2025/relatorio_parcial/capa_projeto.docx
@@ -50,36 +50,36 @@
     <w:p>
       <w:pPr>
         <w:pStyle w:val="Normal"/>
-        <w:ind w:start="5103"/>
-        <w:rPr/>
-      </w:pPr>
-      <w:r>
-        <w:rPr/>
-      </w:r>
-    </w:p>
-    <w:p>
-      <w:pPr>
-        <w:pStyle w:val="Normal"/>
-        <w:ind w:start="5103"/>
-        <w:rPr/>
-      </w:pPr>
-      <w:r>
-        <w:rPr/>
-      </w:r>
-    </w:p>
-    <w:p>
-      <w:pPr>
-        <w:pStyle w:val="Normal"/>
-        <w:rPr/>
-      </w:pPr>
-      <w:r>
-        <w:rPr/>
-      </w:r>
-    </w:p>
-    <w:p>
-      <w:pPr>
-        <w:pStyle w:val="Normal"/>
-        <w:ind w:start="4678"/>
+        <w:ind w:left="5103"/>
+        <w:rPr/>
+      </w:pPr>
+      <w:r>
+        <w:rPr/>
+      </w:r>
+    </w:p>
+    <w:p>
+      <w:pPr>
+        <w:pStyle w:val="Normal"/>
+        <w:ind w:left="5103"/>
+        <w:rPr/>
+      </w:pPr>
+      <w:r>
+        <w:rPr/>
+      </w:r>
+    </w:p>
+    <w:p>
+      <w:pPr>
+        <w:pStyle w:val="Normal"/>
+        <w:rPr/>
+      </w:pPr>
+      <w:r>
+        <w:rPr/>
+      </w:r>
+    </w:p>
+    <w:p>
+      <w:pPr>
+        <w:pStyle w:val="Normal"/>
+        <w:ind w:left="4678"/>
         <w:rPr/>
       </w:pPr>
       <w:r>
@@ -220,7 +220,7 @@
         <w:rPr>
           <w:b/>
         </w:rPr>
-        <w:t>Assinatura do coorientador</w:t>
+        <w:t>Assinatura do coorientador:</w:t>
       </w:r>
     </w:p>
     <w:p>
@@ -414,20 +414,20 @@
     <w:tblPr>
       <w:tblStyle w:val="TableGrid"/>
       <w:tblW w:w="8624" w:type="dxa"/>
-      <w:jc w:val="start"/>
+      <w:jc w:val="left"/>
       <w:tblInd w:w="0" w:type="dxa"/>
       <w:tblLayout w:type="fixed"/>
       <w:tblCellMar>
         <w:top w:w="0" w:type="dxa"/>
-        <w:start w:w="108" w:type="dxa"/>
+        <w:left w:w="108" w:type="dxa"/>
         <w:bottom w:w="0" w:type="dxa"/>
-        <w:end w:w="108" w:type="dxa"/>
+        <w:right w:w="108" w:type="dxa"/>
       </w:tblCellMar>
       <w:tblLook w:firstRow="1" w:noVBand="1" w:lastRow="0" w:firstColumn="1" w:lastColumn="0" w:noHBand="0" w:val="04a0"/>
     </w:tblPr>
     <w:tblGrid>
       <w:gridCol w:w="1684"/>
-      <w:gridCol w:w="6940"/>
+      <w:gridCol w:w="6939"/>
     </w:tblGrid>
     <w:tr>
       <w:trPr/>
@@ -436,9 +436,9 @@
           <w:tcW w:w="1684" w:type="dxa"/>
           <w:tcBorders>
             <w:top w:val="nil"/>
-            <w:start w:val="nil"/>
+            <w:left w:val="nil"/>
             <w:bottom w:val="nil"/>
-            <w:end w:val="nil"/>
+            <w:right w:val="nil"/>
           </w:tcBorders>
         </w:tcPr>
         <w:p>
@@ -447,7 +447,7 @@
             <w:widowControl/>
             <w:suppressAutoHyphens w:val="true"/>
             <w:spacing w:before="0" w:after="0"/>
-            <w:jc w:val="start"/>
+            <w:jc w:val="left"/>
             <w:rPr>
               <w:rFonts w:ascii="Calibri" w:hAnsi="Calibri" w:eastAsia="Calibri" w:cs=""/>
               <w:kern w:val="0"/>
@@ -476,7 +476,7 @@
                 <wp:extent cx="932180" cy="720090"/>
                 <wp:effectExtent l="0" t="0" r="0" b="0"/>
                 <wp:wrapSquare wrapText="bothSides"/>
-                <wp:docPr id="1" name="Imagem 2"/>
+                <wp:docPr id="1" name="Imagem 2" descr=""/>
                 <wp:cNvGraphicFramePr>
                   <a:graphicFrameLocks xmlns:a="http://schemas.openxmlformats.org/drawingml/2006/main" noChangeAspect="1"/>
                 </wp:cNvGraphicFramePr>
@@ -484,7 +484,7 @@
                   <a:graphicData uri="http://schemas.openxmlformats.org/drawingml/2006/picture">
                     <pic:pic xmlns:pic="http://schemas.openxmlformats.org/drawingml/2006/picture">
                       <pic:nvPicPr>
-                        <pic:cNvPr id="1" name="Imagem 2"/>
+                        <pic:cNvPr id="1" name="Imagem 2" descr=""/>
                         <pic:cNvPicPr>
                           <a:picLocks noChangeAspect="1" noChangeArrowheads="1"/>
                         </pic:cNvPicPr>
@@ -515,12 +515,12 @@
       </w:tc>
       <w:tc>
         <w:tcPr>
-          <w:tcW w:w="6940" w:type="dxa"/>
+          <w:tcW w:w="6939" w:type="dxa"/>
           <w:tcBorders>
             <w:top w:val="nil"/>
-            <w:start w:val="nil"/>
+            <w:left w:val="nil"/>
             <w:bottom w:val="nil"/>
-            <w:end w:val="nil"/>
+            <w:right w:val="nil"/>
           </w:tcBorders>
         </w:tcPr>
         <w:p>
@@ -529,7 +529,7 @@
             <w:widowControl/>
             <w:suppressAutoHyphens w:val="true"/>
             <w:spacing w:before="0" w:after="0"/>
-            <w:jc w:val="start"/>
+            <w:jc w:val="left"/>
             <w:rPr>
               <w:sz w:val="28"/>
               <w:szCs w:val="28"/>
@@ -552,7 +552,7 @@
             <w:widowControl/>
             <w:suppressAutoHyphens w:val="true"/>
             <w:spacing w:before="0" w:after="0"/>
-            <w:jc w:val="start"/>
+            <w:jc w:val="left"/>
             <w:rPr>
               <w:sz w:val="28"/>
               <w:szCs w:val="28"/>
@@ -575,7 +575,7 @@
             <w:widowControl/>
             <w:suppressAutoHyphens w:val="true"/>
             <w:spacing w:before="0" w:after="0"/>
-            <w:jc w:val="start"/>
+            <w:jc w:val="left"/>
             <w:rPr>
               <w:rFonts w:ascii="Calibri" w:hAnsi="Calibri" w:eastAsia="Calibri" w:cs=""/>
               <w:kern w:val="0"/>
@@ -601,7 +601,7 @@
             <w:widowControl/>
             <w:suppressAutoHyphens w:val="true"/>
             <w:spacing w:before="0" w:after="0"/>
-            <w:jc w:val="start"/>
+            <w:jc w:val="left"/>
             <w:rPr>
               <w:rFonts w:ascii="Calibri" w:hAnsi="Calibri" w:eastAsia="Calibri" w:cs=""/>
               <w:kern w:val="0"/>
@@ -627,7 +627,7 @@
             <w:widowControl/>
             <w:suppressAutoHyphens w:val="true"/>
             <w:spacing w:before="0" w:after="0"/>
-            <w:jc w:val="start"/>
+            <w:jc w:val="left"/>
             <w:rPr>
               <w:rFonts w:ascii="Calibri" w:hAnsi="Calibri" w:eastAsia="Calibri" w:cs=""/>
               <w:kern w:val="0"/>
@@ -653,7 +653,7 @@
             <w:widowControl/>
             <w:suppressAutoHyphens w:val="true"/>
             <w:spacing w:before="0" w:after="0"/>
-            <w:jc w:val="start"/>
+            <w:jc w:val="left"/>
             <w:rPr>
               <w:rFonts w:ascii="Calibri" w:hAnsi="Calibri" w:eastAsia="Calibri" w:cs=""/>
               <w:kern w:val="0"/>
@@ -1090,7 +1090,7 @@
       <w:suppressAutoHyphens w:val="true"/>
       <w:bidi w:val="0"/>
       <w:spacing w:lineRule="auto" w:line="259" w:before="0" w:after="160"/>
-      <w:jc w:val="start"/>
+      <w:jc w:val="left"/>
     </w:pPr>
     <w:rPr>
       <w:rFonts w:ascii="Calibri" w:hAnsi="Calibri" w:eastAsia="Calibri" w:cs="" w:asciiTheme="minorHAnsi" w:cstheme="minorBidi" w:eastAsiaTheme="minorHAnsi" w:hAnsiTheme="minorHAnsi"/>
@@ -1281,15 +1281,15 @@
       <w:rFonts w:cs="Lucida Sans"/>
     </w:rPr>
   </w:style>
+  <w:style w:type="paragraph" w:styleId="Cabealhoerodap">
+    <w:name w:val="Cabeçalho e rodapé"/>
+    <w:basedOn w:val="Normal"/>
+    <w:qFormat/>
+    <w:pPr/>
+    <w:rPr/>
+  </w:style>
   <w:style w:type="paragraph" w:styleId="Cabealhoerodapuser">
     <w:name w:val="Cabeçalho e rodapé (user)"/>
-    <w:basedOn w:val="Normal"/>
-    <w:qFormat/>
-    <w:pPr/>
-    <w:rPr/>
-  </w:style>
-  <w:style w:type="paragraph" w:styleId="Cabealhoerodap">
-    <w:name w:val="Cabeçalho e rodapé"/>
     <w:basedOn w:val="Normal"/>
     <w:qFormat/>
     <w:pPr/>
@@ -1349,7 +1349,7 @@
   </w:style>
   <w:style w:type="paragraph" w:styleId="IndexHeading">
     <w:name w:val="index heading"/>
-    <w:basedOn w:val="Ttulouser"/>
+    <w:basedOn w:val="Ttulo"/>
     <w:pPr/>
     <w:rPr/>
   </w:style>
@@ -1389,13 +1389,13 @@
     <w:rsid w:val="00585c7a"/>
     <w:pPr>
       <w:spacing w:before="0" w:after="160"/>
-      <w:ind w:start="720"/>
+      <w:ind w:left="720"/>
       <w:contextualSpacing/>
     </w:pPr>
     <w:rPr/>
   </w:style>
-  <w:style w:type="numbering" w:styleId="Semlistauser" w:default="1">
-    <w:name w:val="Sem lista (user)"/>
+  <w:style w:type="numbering" w:styleId="Semlista" w:default="1">
+    <w:name w:val="Sem lista"/>
     <w:uiPriority w:val="99"/>
     <w:semiHidden/>
     <w:unhideWhenUsed/>
